--- a/build/profile_and_photos_template.docx
+++ b/build/profile_and_photos_template.docx
@@ -209,7 +209,7 @@
         <w:rPr>
           <w:rFonts w:ascii="TH SarabunIT๙" w:hAnsi="TH SarabunIT๙" w:eastAsia="TH SarabunIT๙" w:cs="TH SarabunIT๙"/>
           <w:b w:val="0"/>
-          <w:sz w:val="25"/>
+          <w:sz w:val="32"/>
         </w:rPr>
         <w:t>๑) ชื่อ {suspect_first_name}</w:t>
         <w:tab/>
@@ -235,7 +235,7 @@
         <w:rPr>
           <w:rFonts w:ascii="TH SarabunIT๙" w:hAnsi="TH SarabunIT๙" w:eastAsia="TH SarabunIT๙" w:cs="TH SarabunIT๙"/>
           <w:b w:val="0"/>
-          <w:sz w:val="25"/>
+          <w:sz w:val="32"/>
         </w:rPr>
         <w:t>เชื้อชาติ {suspect_ethnicity}</w:t>
         <w:tab/>
@@ -261,7 +261,7 @@
         <w:rPr>
           <w:rFonts w:ascii="TH SarabunIT๙" w:hAnsi="TH SarabunIT๙" w:eastAsia="TH SarabunIT๙" w:cs="TH SarabunIT๙"/>
           <w:b w:val="0"/>
-          <w:sz w:val="25"/>
+          <w:sz w:val="32"/>
         </w:rPr>
         <w:t>๒) อายุ {suspect_age} ปี</w:t>
         <w:tab/>
@@ -286,7 +286,7 @@
         <w:rPr>
           <w:rFonts w:ascii="TH SarabunIT๙" w:hAnsi="TH SarabunIT๙" w:eastAsia="TH SarabunIT๙" w:cs="TH SarabunIT๙"/>
           <w:b w:val="0"/>
-          <w:sz w:val="25"/>
+          <w:sz w:val="32"/>
         </w:rPr>
         <w:t>๓) ภูมิลำเนาครั้งสุดท้ายอยู่บ้านเลขที่ {addr_house_no}</w:t>
         <w:tab/>
@@ -308,7 +308,7 @@
         <w:rPr>
           <w:rFonts w:ascii="TH SarabunIT๙" w:hAnsi="TH SarabunIT๙" w:eastAsia="TH SarabunIT๙" w:cs="TH SarabunIT๙"/>
           <w:b w:val="0"/>
-          <w:sz w:val="25"/>
+          <w:sz w:val="32"/>
         </w:rPr>
         <w:t>ถนน/ซอย {addr_road}</w:t>
       </w:r>
@@ -328,7 +328,7 @@
         <w:rPr>
           <w:rFonts w:ascii="TH SarabunIT๙" w:hAnsi="TH SarabunIT๙" w:eastAsia="TH SarabunIT๙" w:cs="TH SarabunIT๙"/>
           <w:b w:val="0"/>
-          <w:sz w:val="25"/>
+          <w:sz w:val="32"/>
         </w:rPr>
         <w:t>ตำบล {addr_tambon}</w:t>
         <w:tab/>
@@ -354,7 +354,7 @@
         <w:rPr>
           <w:rFonts w:ascii="TH SarabunIT๙" w:hAnsi="TH SarabunIT๙" w:eastAsia="TH SarabunIT๙" w:cs="TH SarabunIT๙"/>
           <w:b w:val="0"/>
-          <w:sz w:val="25"/>
+          <w:sz w:val="32"/>
         </w:rPr>
         <w:t>๔) การศึกษา {suspect_education}</w:t>
       </w:r>
@@ -374,7 +374,7 @@
         <w:rPr>
           <w:rFonts w:ascii="TH SarabunIT๙" w:hAnsi="TH SarabunIT๙" w:eastAsia="TH SarabunIT๙" w:cs="TH SarabunIT๙"/>
           <w:b w:val="0"/>
-          <w:sz w:val="25"/>
+          <w:sz w:val="32"/>
         </w:rPr>
         <w:t>๕) บิดา มารดา {suspect_parents}</w:t>
       </w:r>
@@ -394,7 +394,7 @@
         <w:rPr>
           <w:rFonts w:ascii="TH SarabunIT๙" w:hAnsi="TH SarabunIT๙" w:eastAsia="TH SarabunIT๙" w:cs="TH SarabunIT๙"/>
           <w:b w:val="0"/>
-          <w:sz w:val="25"/>
+          <w:sz w:val="32"/>
         </w:rPr>
         <w:t>๖) สามี/ภรรยา ชื่อ {suspect_spouse}</w:t>
       </w:r>
@@ -414,7 +414,7 @@
         <w:rPr>
           <w:rFonts w:ascii="TH SarabunIT๙" w:hAnsi="TH SarabunIT๙" w:eastAsia="TH SarabunIT๙" w:cs="TH SarabunIT๙"/>
           <w:b w:val="0"/>
-          <w:sz w:val="25"/>
+          <w:sz w:val="32"/>
         </w:rPr>
         <w:t>ที่อยู่ {suspect_spouse_address}</w:t>
       </w:r>
@@ -434,7 +434,7 @@
         <w:rPr>
           <w:rFonts w:ascii="TH SarabunIT๙" w:hAnsi="TH SarabunIT๙" w:eastAsia="TH SarabunIT๙" w:cs="TH SarabunIT๙"/>
           <w:b w:val="0"/>
-          <w:sz w:val="25"/>
+          <w:sz w:val="32"/>
         </w:rPr>
       </w:r>
     </w:p>
@@ -451,7 +451,7 @@
         <w:rPr>
           <w:rFonts w:ascii="TH SarabunIT๙" w:hAnsi="TH SarabunIT๙" w:eastAsia="TH SarabunIT๙" w:cs="TH SarabunIT๙"/>
           <w:b w:val="0"/>
-          <w:sz w:val="25"/>
+          <w:sz w:val="32"/>
         </w:rPr>
         <w:t>เบอร์โทร (ผู้ต้องหา) {suspect_phone}</w:t>
         <w:tab/>
@@ -471,7 +471,7 @@
         <w:rPr>
           <w:rFonts w:ascii="TH SarabunIT๙" w:hAnsi="TH SarabunIT๙" w:eastAsia="TH SarabunIT๙" w:cs="TH SarabunIT๙"/>
           <w:b w:val="0"/>
-          <w:sz w:val="25"/>
+          <w:sz w:val="32"/>
         </w:rPr>
         <w:t>๗) เพื่อนสนิท หรือผู้ให้พักอาศัย {suspect_friends}</w:t>
       </w:r>
@@ -488,7 +488,7 @@
         <w:rPr>
           <w:rFonts w:ascii="TH SarabunIT๙" w:hAnsi="TH SarabunIT๙" w:eastAsia="TH SarabunIT๙" w:cs="TH SarabunIT๙"/>
           <w:b w:val="0"/>
-          <w:sz w:val="25"/>
+          <w:sz w:val="32"/>
         </w:rPr>
         <w:t>๘) ที่อยู่ปัจจุบัน {suspect_current_address}</w:t>
         <w:tab/>
@@ -509,7 +509,7 @@
         <w:rPr>
           <w:rFonts w:ascii="TH SarabunIT๙" w:hAnsi="TH SarabunIT๙" w:eastAsia="TH SarabunIT๙" w:cs="TH SarabunIT๙"/>
           <w:b w:val="0"/>
-          <w:sz w:val="25"/>
+          <w:sz w:val="32"/>
         </w:rPr>
         <w:t>๙) สถานที่ชอบไปเที่ยวเตร่ {suspect_hangouts}</w:t>
         <w:tab/>
@@ -530,7 +530,7 @@
         <w:rPr>
           <w:rFonts w:ascii="TH SarabunIT๙" w:hAnsi="TH SarabunIT๙" w:eastAsia="TH SarabunIT๙" w:cs="TH SarabunIT๙"/>
           <w:b w:val="0"/>
-          <w:sz w:val="25"/>
+          <w:sz w:val="32"/>
         </w:rPr>
         <w:t>๑๐) อาวุธที่ใช้ในการกระทำผิด {crime_weapon}</w:t>
         <w:tab/>
@@ -551,7 +551,7 @@
         <w:rPr>
           <w:rFonts w:ascii="TH SarabunIT๙" w:hAnsi="TH SarabunIT๙" w:eastAsia="TH SarabunIT๙" w:cs="TH SarabunIT๙"/>
           <w:b w:val="0"/>
-          <w:sz w:val="25"/>
+          <w:sz w:val="32"/>
         </w:rPr>
         <w:t>๑๑) ยานพาหนะที่ใช้ {crime_vehicle}</w:t>
         <w:tab/>
@@ -572,7 +572,7 @@
         <w:rPr>
           <w:rFonts w:ascii="TH SarabunIT๙" w:hAnsi="TH SarabunIT๙" w:eastAsia="TH SarabunIT๙" w:cs="TH SarabunIT๙"/>
           <w:b w:val="0"/>
-          <w:sz w:val="25"/>
+          <w:sz w:val="32"/>
         </w:rPr>
         <w:t>๑๒) ผู้ร่วมกระทำผิด {crime_accomplice}</w:t>
         <w:tab/>
@@ -593,7 +593,7 @@
         <w:rPr>
           <w:rFonts w:ascii="TH SarabunIT๙" w:hAnsi="TH SarabunIT๙" w:eastAsia="TH SarabunIT๙" w:cs="TH SarabunIT๙"/>
           <w:b w:val="0"/>
-          <w:sz w:val="25"/>
+          <w:sz w:val="32"/>
         </w:rPr>
         <w:t>๑๓) รายละเอียดวิธีกระทำความผิด {crime_details}</w:t>
         <w:tab/>
@@ -614,7 +614,7 @@
         <w:rPr>
           <w:rFonts w:ascii="TH SarabunIT๙" w:hAnsi="TH SarabunIT๙" w:eastAsia="TH SarabunIT๙" w:cs="TH SarabunIT๙"/>
           <w:b w:val="0"/>
-          <w:sz w:val="25"/>
+          <w:sz w:val="32"/>
         </w:rPr>
         <w:t>๑๔) พฤติการณ์ที่น่าสนใจ {crime_notes}</w:t>
         <w:tab/>
@@ -635,7 +635,7 @@
         <w:rPr>
           <w:rFonts w:ascii="TH SarabunIT๙" w:hAnsi="TH SarabunIT๙" w:eastAsia="TH SarabunIT๙" w:cs="TH SarabunIT๙"/>
           <w:b w:val="0"/>
-          <w:sz w:val="25"/>
+          <w:sz w:val="32"/>
         </w:rPr>
         <w:t>ตำรวจหรือบุคคลผู้รู้จักตัว {known_by}</w:t>
         <w:tab/>
@@ -656,7 +656,7 @@
         <w:rPr>
           <w:rFonts w:ascii="TH SarabunIT๙" w:hAnsi="TH SarabunIT๙" w:eastAsia="TH SarabunIT๙" w:cs="TH SarabunIT๙"/>
           <w:b w:val="0"/>
-          <w:sz w:val="25"/>
+          <w:sz w:val="32"/>
         </w:rPr>
         <w:t>บัตรประจำตัวเลขที่ {suspect_id_number}</w:t>
         <w:tab/>
@@ -677,7 +677,7 @@
         <w:rPr>
           <w:rFonts w:ascii="TH SarabunIT๙" w:hAnsi="TH SarabunIT๙" w:eastAsia="TH SarabunIT๙" w:cs="TH SarabunIT๙"/>
           <w:b w:val="0"/>
-          <w:sz w:val="25"/>
+          <w:sz w:val="32"/>
         </w:rPr>
         <w:t>ออกให้อำเภอ {id_issue_amphoe}</w:t>
         <w:tab/>
@@ -698,7 +698,7 @@
         <w:rPr>
           <w:rFonts w:ascii="TH SarabunIT๙" w:hAnsi="TH SarabunIT๙" w:eastAsia="TH SarabunIT๙" w:cs="TH SarabunIT๙"/>
           <w:b w:val="0"/>
-          <w:sz w:val="25"/>
+          <w:sz w:val="32"/>
         </w:rPr>
         <w:t>จังหวัด {id_issue_province}</w:t>
         <w:tab/>
@@ -719,7 +719,7 @@
         <w:rPr>
           <w:rFonts w:ascii="TH SarabunIT๙" w:hAnsi="TH SarabunIT๙" w:eastAsia="TH SarabunIT๙" w:cs="TH SarabunIT๙"/>
           <w:b w:val="0"/>
-          <w:sz w:val="25"/>
+          <w:sz w:val="32"/>
         </w:rPr>
         <w:t>๑๕) ประวัติการกระทำผิด {crime_history}</w:t>
         <w:tab/>

--- a/build/profile_and_photos_template.docx
+++ b/build/profile_and_photos_template.docx
@@ -494,7 +494,7 @@
         <w:tab/>
         <w:t>ความสูง</w:t>
         <w:tab/>
-        <w:t>{phys_height}</w:t>
+        <w:t>{phys_height} ซม.</w:t>
       </w:r>
     </w:p>
     <w:p>
@@ -515,7 +515,7 @@
         <w:tab/>
         <w:t>น้ำหนัก</w:t>
         <w:tab/>
-        <w:t>{phys_weight}</w:t>
+        <w:t>{phys_weight} กก.</w:t>
       </w:r>
     </w:p>
     <w:p>
@@ -961,7 +961,7 @@
           <w:b w:val="0"/>
           <w:sz w:val="32"/>
         </w:rPr>
-        <w:t>{suspect_title}{suspect_full_name} หรือ {suspect_alias} อายุ {suspect_age} ปี เลขบัตรประจำตัวประชาชน {suspect_id_number} อยู่บ้านเลขที่ {suspect_address} {charge}</w:t>
+        <w:t>{suspect_title}{suspect_full_name} หรือ {suspect_alias} "{charge}" อายุ {suspect_age} ปี เลขบัตรประจำตัวประชาชน {suspect_id_number} อยู่บ้านเลขที่ {suspect_address}</w:t>
       </w:r>
     </w:p>
     <w:p>

--- a/build/profile_and_photos_template.docx
+++ b/build/profile_and_photos_template.docx
@@ -961,7 +961,7 @@
           <w:b w:val="0"/>
           <w:sz w:val="32"/>
         </w:rPr>
-        <w:t>{suspect_title}{suspect_full_name} หรือ {suspect_alias} "{charge}" อายุ {suspect_age} ปี เลขบัตรประจำตัวประชาชน {suspect_id_number} อยู่บ้านเลขที่ {suspect_address}</w:t>
+        <w:t>{suspect_title}{suspect_name_with_nick} อายุ {suspect_age} ปี เลขบัตรประจำตัวประชาชน {suspect_id_number} อยู่บ้านเลขที่ {suspect_address} ข้อหา "{charge}"</w:t>
       </w:r>
     </w:p>
     <w:p>
@@ -992,7 +992,7 @@
           <w:b w:val="0"/>
           <w:sz w:val="32"/>
         </w:rPr>
-        <w:t>{suspect_full_name}</w:t>
+        <w:t>{suspect_name_with_nick}</w:t>
       </w:r>
     </w:p>
     <w:sectPr>
